--- a/docs/ingles/Wilson dos Santos - 15October2025.docx
+++ b/docs/ingles/Wilson dos Santos - 15October2025.docx
@@ -5017,7 +5017,6 @@
   <w:style w:type="character" w:default="1" w:styleId="DefaultParagraphFont">
     <w:name w:val="Default Paragraph Font"/>
     <w:uiPriority w:val="1"/>
-    <w:semiHidden/>
     <w:unhideWhenUsed/>
   </w:style>
   <w:style w:type="table" w:default="1" w:styleId="TableNormal">
@@ -5458,10 +5457,4 @@
     </a:ext>
   </a:extLst>
 </a:theme>
-</file>
-
-<file path=docMetadata/LabelInfo.xml><?xml version="1.0" encoding="utf-8"?>
-<clbl:labelList xmlns:clbl="http://schemas.microsoft.com/office/2020/mipLabelMetadata">
-  <clbl:label id="{87867195-f2b8-4ac2-b0b6-6bb73cb33afc}" enabled="1" method="Privileged" siteId="{72f988bf-86f1-41af-91ab-2d7cd011db47}" contentBits="0" removed="0"/>
-</clbl:labelList>
 </file>